--- a/public/Refer/Citi Bank/Hitesh Taneja Resume.docx
+++ b/public/Refer/Citi Bank/Hitesh Taneja Resume.docx
@@ -161,6 +161,7 @@
         <w:t xml:space="preserve"> </w:t>
       </w:r>
       <w:hyperlink r:id="rId6" w:history="1">
+        <w:proofErr w:type="spellStart"/>
         <w:r>
           <w:rPr>
             <w:rStyle w:val="Hyperlink"/>
@@ -177,6 +178,7 @@
           </w:rPr>
           <w:t>inkedin</w:t>
         </w:r>
+        <w:proofErr w:type="spellEnd"/>
       </w:hyperlink>
     </w:p>
     <w:p>
@@ -219,35 +221,17 @@
           <w:sz w:val="22"/>
           <w:szCs w:val="22"/>
         </w:rPr>
-        <w:t>Accomplished</w:t>
-      </w:r>
-      <w:r>
-        <w:rPr>
-          <w:sz w:val="22"/>
-          <w:szCs w:val="22"/>
-        </w:rPr>
-        <w:t xml:space="preserve"> d</w:t>
-      </w:r>
-      <w:r>
-        <w:rPr>
-          <w:sz w:val="22"/>
-          <w:szCs w:val="22"/>
-        </w:rPr>
-        <w:t>ata professional with two years of experience at Accenture designing and automating scalable ETL pipelines. My expertise in advanced analytics</w:t>
-      </w:r>
-      <w:r>
-        <w:rPr>
-          <w:sz w:val="22"/>
-          <w:szCs w:val="22"/>
-        </w:rPr>
-        <w:t>, Machine Learning</w:t>
-      </w:r>
-      <w:r>
-        <w:rPr>
-          <w:sz w:val="22"/>
-          <w:szCs w:val="22"/>
-        </w:rPr>
-        <w:t xml:space="preserve"> has been further solidified through a current MSc in Computer Science and a postgraduate program in Data Science &amp; Machine Learning from Scaler Academy. </w:t>
+        <w:t>Technical Data Analyst with 2 years’ experience delivering scalable ETL pipelines, advanced SQL (Oracle PL/SQL), and Python-based automation for data analysis and reporting. Skilled in debugging, testing, and developing solutions that improve data quality and enable actionable insights.</w:t>
+      </w:r>
+      <w:r>
+        <w:t xml:space="preserve"> </w:t>
+      </w:r>
+      <w:r>
+        <w:rPr>
+          <w:sz w:val="22"/>
+          <w:szCs w:val="22"/>
+        </w:rPr>
+        <w:t>Strong background in financial services projects with expertise in Tableau and Power BI for visualization.</w:t>
       </w:r>
     </w:p>
     <w:p>
@@ -1493,6 +1477,42 @@
       </w:pPr>
       <w:r>
         <w:rPr>
+          <w:sz w:val="22"/>
+          <w:szCs w:val="22"/>
+        </w:rPr>
+        <w:t xml:space="preserve">Performed in-depth </w:t>
+      </w:r>
+      <w:r>
+        <w:rPr>
+          <w:b/>
+          <w:bCs/>
+          <w:sz w:val="22"/>
+          <w:szCs w:val="22"/>
+        </w:rPr>
+        <w:t>data analysis to identify anomalies, patterns, and trends</w:t>
+      </w:r>
+      <w:r>
+        <w:rPr>
+          <w:sz w:val="22"/>
+          <w:szCs w:val="22"/>
+        </w:rPr>
+        <w:t>, improving data quality and integrity by 20%.</w:t>
+      </w:r>
+    </w:p>
+    <w:p>
+      <w:pPr>
+        <w:pStyle w:val="ListParagraph"/>
+        <w:numPr>
+          <w:ilvl w:val="0"/>
+          <w:numId w:val="4"/>
+        </w:numPr>
+        <w:rPr>
+          <w:sz w:val="22"/>
+          <w:szCs w:val="22"/>
+        </w:rPr>
+      </w:pPr>
+      <w:r>
+        <w:rPr>
           <w:b/>
           <w:bCs/>
           <w:sz w:val="22"/>
@@ -1640,7 +1660,25 @@
           <w:sz w:val="22"/>
           <w:szCs w:val="22"/>
         </w:rPr>
-        <w:t xml:space="preserve"> Pandas, NumPy, Scikit-learn, PySpark, Matplotlib, Seaborn</w:t>
+        <w:t xml:space="preserve"> Pandas, NumPy, Scikit-learn, </w:t>
+      </w:r>
+      <w:proofErr w:type="spellStart"/>
+      <w:r>
+        <w:rPr>
+          <w:bCs/>
+          <w:sz w:val="22"/>
+          <w:szCs w:val="22"/>
+        </w:rPr>
+        <w:t>PySpark</w:t>
+      </w:r>
+      <w:proofErr w:type="spellEnd"/>
+      <w:r>
+        <w:rPr>
+          <w:bCs/>
+          <w:sz w:val="22"/>
+          <w:szCs w:val="22"/>
+        </w:rPr>
+        <w:t>, Matplotlib, Seaborn</w:t>
       </w:r>
     </w:p>
     <w:p>
@@ -1690,23 +1728,7 @@
           <w:sz w:val="22"/>
           <w:szCs w:val="22"/>
         </w:rPr>
-        <w:t xml:space="preserve"> SSIS, </w:t>
-      </w:r>
-      <w:r>
-        <w:rPr>
-          <w:bCs/>
-          <w:sz w:val="22"/>
-          <w:szCs w:val="22"/>
-        </w:rPr>
-        <w:t xml:space="preserve">SSAS, SSRS, </w:t>
-      </w:r>
-      <w:r>
-        <w:rPr>
-          <w:bCs/>
-          <w:sz w:val="22"/>
-          <w:szCs w:val="22"/>
-        </w:rPr>
-        <w:t>Autosys,</w:t>
+        <w:t xml:space="preserve"> SSIS, Autosys,</w:t>
       </w:r>
       <w:r>
         <w:rPr>
@@ -2166,14 +2188,32 @@
           <w:sz w:val="22"/>
           <w:szCs w:val="22"/>
         </w:rPr>
-        <w:t>(RNA-Seq)</w:t>
-      </w:r>
+        <w:t>(RNA-</w:t>
+      </w:r>
+      <w:proofErr w:type="spellStart"/>
       <w:r>
         <w:rPr>
           <w:color w:val="000000"/>
           <w:sz w:val="22"/>
           <w:szCs w:val="22"/>
         </w:rPr>
+        <w:t>Seq</w:t>
+      </w:r>
+      <w:proofErr w:type="spellEnd"/>
+      <w:r>
+        <w:rPr>
+          <w:color w:val="000000"/>
+          <w:sz w:val="22"/>
+          <w:szCs w:val="22"/>
+        </w:rPr>
+        <w:t>)</w:t>
+      </w:r>
+      <w:r>
+        <w:rPr>
+          <w:color w:val="000000"/>
+          <w:sz w:val="22"/>
+          <w:szCs w:val="22"/>
+        </w:rPr>
         <w:t>, and university surveys.</w:t>
       </w:r>
     </w:p>
@@ -2254,171 +2294,20 @@
     <w:p>
       <w:pPr>
         <w:rPr>
-          <w:b/>
-          <w:sz w:val="22"/>
-          <w:szCs w:val="22"/>
-        </w:rPr>
-      </w:pPr>
-      <w:r>
-        <w:rPr>
-          <w:b/>
-          <w:sz w:val="22"/>
-          <w:szCs w:val="22"/>
-        </w:rPr>
-        <w:t>Manufacturing Quality Control using Machine Learning</w:t>
-      </w:r>
-      <w:r>
-        <w:rPr>
-          <w:b/>
-          <w:sz w:val="22"/>
-          <w:szCs w:val="22"/>
-        </w:rPr>
-        <w:t xml:space="preserve"> </w:t>
-      </w:r>
-      <w:r>
-        <w:rPr>
-          <w:b/>
-          <w:sz w:val="22"/>
-          <w:szCs w:val="22"/>
-        </w:rPr>
-        <w:t>[</w:t>
+          <w:bCs/>
+          <w:sz w:val="22"/>
+          <w:szCs w:val="22"/>
+        </w:rPr>
+      </w:pPr>
+      <w:r>
+        <w:rPr>
+          <w:bCs/>
+          <w:sz w:val="22"/>
+          <w:szCs w:val="22"/>
+        </w:rPr>
+        <w:t xml:space="preserve">Extra - </w:t>
       </w:r>
       <w:hyperlink r:id="rId10" w:history="1">
-        <w:r>
-          <w:rPr>
-            <w:rStyle w:val="Hyperlink"/>
-            <w:b/>
-            <w:sz w:val="22"/>
-            <w:szCs w:val="22"/>
-          </w:rPr>
-          <w:t>Link</w:t>
-        </w:r>
-      </w:hyperlink>
-      <w:r>
-        <w:rPr>
-          <w:b/>
-          <w:sz w:val="22"/>
-          <w:szCs w:val="22"/>
-        </w:rPr>
-        <w:t>]</w:t>
-      </w:r>
-      <w:r>
-        <w:rPr>
-          <w:b/>
-          <w:sz w:val="22"/>
-          <w:szCs w:val="22"/>
-        </w:rPr>
-        <w:tab/>
-      </w:r>
-      <w:r>
-        <w:rPr>
-          <w:b/>
-          <w:sz w:val="22"/>
-          <w:szCs w:val="22"/>
-        </w:rPr>
-        <w:tab/>
-        <w:t xml:space="preserve"> </w:t>
-      </w:r>
-      <w:r>
-        <w:rPr>
-          <w:b/>
-          <w:sz w:val="22"/>
-          <w:szCs w:val="22"/>
-        </w:rPr>
-        <w:tab/>
-      </w:r>
-      <w:r>
-        <w:rPr>
-          <w:b/>
-          <w:sz w:val="22"/>
-          <w:szCs w:val="22"/>
-        </w:rPr>
-        <w:tab/>
-        <w:t xml:space="preserve">  </w:t>
-      </w:r>
-      <w:r>
-        <w:rPr>
-          <w:b/>
-          <w:sz w:val="22"/>
-          <w:szCs w:val="22"/>
-        </w:rPr>
-        <w:t xml:space="preserve">    Dec</w:t>
-      </w:r>
-      <w:r>
-        <w:rPr>
-          <w:b/>
-          <w:sz w:val="22"/>
-          <w:szCs w:val="22"/>
-        </w:rPr>
-        <w:t xml:space="preserve"> 202</w:t>
-      </w:r>
-      <w:r>
-        <w:rPr>
-          <w:b/>
-          <w:sz w:val="22"/>
-          <w:szCs w:val="22"/>
-        </w:rPr>
-        <w:t>4</w:t>
-      </w:r>
-      <w:r>
-        <w:rPr>
-          <w:b/>
-          <w:sz w:val="22"/>
-          <w:szCs w:val="22"/>
-        </w:rPr>
-        <w:t xml:space="preserve"> – </w:t>
-      </w:r>
-      <w:r>
-        <w:rPr>
-          <w:b/>
-          <w:sz w:val="22"/>
-          <w:szCs w:val="22"/>
-        </w:rPr>
-        <w:t>Jan</w:t>
-      </w:r>
-      <w:r>
-        <w:rPr>
-          <w:b/>
-          <w:sz w:val="22"/>
-          <w:szCs w:val="22"/>
-        </w:rPr>
-        <w:t xml:space="preserve"> 2025</w:t>
-      </w:r>
-    </w:p>
-    <w:p>
-      <w:pPr>
-        <w:rPr>
-          <w:bCs/>
-          <w:sz w:val="22"/>
-          <w:szCs w:val="22"/>
-        </w:rPr>
-      </w:pPr>
-      <w:r>
-        <w:rPr>
-          <w:bCs/>
-          <w:sz w:val="22"/>
-          <w:szCs w:val="22"/>
-        </w:rPr>
-        <w:t>Addressed the challenge of optimizing manufacturing quality control by developing a dual-model machine learning system; the solution utilized an XGBoost model to predict metal part lifespan (achieving a 0.96 R² score) and a Random Forest classifier to identify defects (achieving 90% accuracy).</w:t>
-      </w:r>
-    </w:p>
-    <w:p>
-      <w:pPr>
-        <w:rPr>
-          <w:bCs/>
-          <w:sz w:val="22"/>
-          <w:szCs w:val="22"/>
-        </w:rPr>
-      </w:pPr>
-      <w:r>
-        <w:rPr>
-          <w:bCs/>
-          <w:sz w:val="22"/>
-          <w:szCs w:val="22"/>
-        </w:rPr>
-        <w:t xml:space="preserve">Extra - </w:t>
-      </w:r>
-      <w:hyperlink r:id="rId11" w:history="1">
         <w:r>
           <w:rPr>
             <w:rStyle w:val="Hyperlink"/>
@@ -2437,7 +2326,7 @@
         </w:rPr>
         <w:t xml:space="preserve">, </w:t>
       </w:r>
-      <w:hyperlink r:id="rId12" w:history="1">
+      <w:hyperlink r:id="rId11" w:history="1">
         <w:r>
           <w:rPr>
             <w:rStyle w:val="Hyperlink"/>
@@ -2448,6 +2337,16 @@
           <w:t>Tableau Dashboard</w:t>
         </w:r>
       </w:hyperlink>
+    </w:p>
+    <w:p>
+      <w:pPr>
+        <w:rPr>
+          <w:b/>
+          <w:sz w:val="22"/>
+          <w:szCs w:val="22"/>
+          <w:u w:val="single"/>
+        </w:rPr>
+      </w:pPr>
     </w:p>
     <w:p>
       <w:pPr>
